--- a/Love-in-Motion-Training-Plan.docx
+++ b/Love-in-Motion-Training-Plan.docx
@@ -148,7 +148,7 @@
           <w:color w:val="312824"/>
           <w:sz w:val="23"/>
         </w:rPr>
-        <w:t>⚠ The decision still open · the run falls over Christmas</w:t>
+        <w:t>The route flipped - and it is a better campaign</w:t>
       </w:r>
     </w:p>
     <w:p>
@@ -601,6 +601,34 @@
           <w:color w:val="312824"/>
           <w:sz w:val="20"/>
         </w:rPr>
+        <w:t>Tue (PM) · HYROX Circuit A &amp;mdash; Engine  (~45 min)</w:t>
+      </w:r>
+    </w:p>
+    <w:p>
+      <w:pPr>
+        <w:spacing w:after="20" w:before="0"/>
+      </w:pPr>
+      <w:r>
+        <w:rPr>
+          <w:b w:val="0"/>
+          <w:i w:val="0"/>
+          <w:color w:val="6D5F57"/>
+          <w:sz w:val="18"/>
+        </w:rPr>
+        <w:t>4 rounds, moderate: 600 m run &amp;bull; 12 wall balls &amp;bull; 15 walking lunges &amp;bull; 30 kettlebell swings. Engine maintenance, not a beasting. This is the week's intensity cross-training. If the weekly check-in says the load is heavy, this is the FIRST session to drop - the runs and back-to-backs matter more for January.</w:t>
+      </w:r>
+    </w:p>
+    <w:p>
+      <w:pPr>
+        <w:spacing w:after="20" w:before="0"/>
+      </w:pPr>
+      <w:r>
+        <w:rPr>
+          <w:b/>
+          <w:i w:val="0"/>
+          <w:color w:val="312824"/>
+          <w:sz w:val="20"/>
+        </w:rPr>
         <w:t>Wed 12 · Easy Run: 40 min  (~4.8 km)</w:t>
       </w:r>
     </w:p>
@@ -909,6 +937,34 @@
           <w:color w:val="312824"/>
           <w:sz w:val="20"/>
         </w:rPr>
+        <w:t>Tue (PM) · HYROX Circuit B &amp;mdash; Stations  (~45 min)</w:t>
+      </w:r>
+    </w:p>
+    <w:p>
+      <w:pPr>
+        <w:spacing w:after="20" w:before="0"/>
+      </w:pPr>
+      <w:r>
+        <w:rPr>
+          <w:b w:val="0"/>
+          <w:i w:val="0"/>
+          <w:color w:val="6D5F57"/>
+          <w:sz w:val="18"/>
+        </w:rPr>
+        <w:t>4 rounds, moderate: 500 m run &amp;bull; sled push (or heavy-backpack push) 3 x 12.5 m &amp;bull; farmers carry 2 x 30 m &amp;bull; 12 burpee broad jumps. Stations day. This is the week's intensity cross-training. If the weekly check-in says the load is heavy, this is the FIRST session to drop - the runs and back-to-backs matter more for January.</w:t>
+      </w:r>
+    </w:p>
+    <w:p>
+      <w:pPr>
+        <w:spacing w:after="20" w:before="0"/>
+      </w:pPr>
+      <w:r>
+        <w:rPr>
+          <w:b/>
+          <w:i w:val="0"/>
+          <w:color w:val="312824"/>
+          <w:sz w:val="20"/>
+        </w:rPr>
         <w:t>Wed 19 · The Albufeira  (~49 min · 7.5 km · 1&amp;times;4 min, 2&amp;times;3 min)</w:t>
       </w:r>
     </w:p>
@@ -1217,6 +1273,34 @@
           <w:color w:val="312824"/>
           <w:sz w:val="20"/>
         </w:rPr>
+        <w:t>Tue (PM) · HYROX Circuit A &amp;mdash; Engine  (~45 min)</w:t>
+      </w:r>
+    </w:p>
+    <w:p>
+      <w:pPr>
+        <w:spacing w:after="20" w:before="0"/>
+      </w:pPr>
+      <w:r>
+        <w:rPr>
+          <w:b w:val="0"/>
+          <w:i w:val="0"/>
+          <w:color w:val="6D5F57"/>
+          <w:sz w:val="18"/>
+        </w:rPr>
+        <w:t>4 rounds, moderate: 600 m run &amp;bull; 12 wall balls &amp;bull; 15 walking lunges &amp;bull; 30 kettlebell swings. Engine maintenance, not a beasting. This is the week's intensity cross-training. If the weekly check-in says the load is heavy, this is the FIRST session to drop - the runs and back-to-backs matter more for January.</w:t>
+      </w:r>
+    </w:p>
+    <w:p>
+      <w:pPr>
+        <w:spacing w:after="20" w:before="0"/>
+      </w:pPr>
+      <w:r>
+        <w:rPr>
+          <w:b/>
+          <w:i w:val="0"/>
+          <w:color w:val="312824"/>
+          <w:sz w:val="20"/>
+        </w:rPr>
         <w:t>Wed 26 · The Belfast  (~56 min · 8.5 km · 15 min tempo + 10&amp;times;)</w:t>
       </w:r>
     </w:p>
@@ -1525,6 +1609,34 @@
           <w:color w:val="312824"/>
           <w:sz w:val="20"/>
         </w:rPr>
+        <w:t>Tue (PM) · HYROX Circuit B &amp;mdash; Stations  (~45 min)</w:t>
+      </w:r>
+    </w:p>
+    <w:p>
+      <w:pPr>
+        <w:spacing w:after="20" w:before="0"/>
+      </w:pPr>
+      <w:r>
+        <w:rPr>
+          <w:b w:val="0"/>
+          <w:i w:val="0"/>
+          <w:color w:val="6D5F57"/>
+          <w:sz w:val="18"/>
+        </w:rPr>
+        <w:t>4 rounds, moderate: 500 m run &amp;bull; sled push (or heavy-backpack push) 3 x 12.5 m &amp;bull; farmers carry 2 x 30 m &amp;bull; 12 burpee broad jumps. Stations day. This is the week's intensity cross-training. If the weekly check-in says the load is heavy, this is the FIRST session to drop - the runs and back-to-backs matter more for January.</w:t>
+      </w:r>
+    </w:p>
+    <w:p>
+      <w:pPr>
+        <w:spacing w:after="20" w:before="0"/>
+      </w:pPr>
+      <w:r>
+        <w:rPr>
+          <w:b/>
+          <w:i w:val="0"/>
+          <w:color w:val="312824"/>
+          <w:sz w:val="20"/>
+        </w:rPr>
         <w:t>Wed 2 · Tempo Run: 3 &amp;times; 8 min  (~53 min · 8.6 km)</w:t>
       </w:r>
     </w:p>
@@ -1833,6 +1945,34 @@
           <w:color w:val="312824"/>
           <w:sz w:val="20"/>
         </w:rPr>
+        <w:t>Tue (PM) · HYROX Circuit A &amp;mdash; Engine  (~45 min)</w:t>
+      </w:r>
+    </w:p>
+    <w:p>
+      <w:pPr>
+        <w:spacing w:after="20" w:before="0"/>
+      </w:pPr>
+      <w:r>
+        <w:rPr>
+          <w:b w:val="0"/>
+          <w:i w:val="0"/>
+          <w:color w:val="6D5F57"/>
+          <w:sz w:val="18"/>
+        </w:rPr>
+        <w:t>4 rounds, moderate: 600 m run &amp;bull; 12 wall balls &amp;bull; 15 walking lunges &amp;bull; 30 kettlebell swings. Engine maintenance, not a beasting. This is the week's intensity cross-training. If the weekly check-in says the load is heavy, this is the FIRST session to drop - the runs and back-to-backs matter more for January.</w:t>
+      </w:r>
+    </w:p>
+    <w:p>
+      <w:pPr>
+        <w:spacing w:after="20" w:before="0"/>
+      </w:pPr>
+      <w:r>
+        <w:rPr>
+          <w:b/>
+          <w:i w:val="0"/>
+          <w:color w:val="312824"/>
+          <w:sz w:val="20"/>
+        </w:rPr>
         <w:t>Wed 9 · The Boulder: Pyramid Session  (~1 h 03 · 9.8 km)</w:t>
       </w:r>
     </w:p>
@@ -2141,6 +2281,34 @@
           <w:color w:val="312824"/>
           <w:sz w:val="20"/>
         </w:rPr>
+        <w:t>Tue (PM) · HYROX Circuit B &amp;mdash; Stations  (~45 min)</w:t>
+      </w:r>
+    </w:p>
+    <w:p>
+      <w:pPr>
+        <w:spacing w:after="20" w:before="0"/>
+      </w:pPr>
+      <w:r>
+        <w:rPr>
+          <w:b w:val="0"/>
+          <w:i w:val="0"/>
+          <w:color w:val="6D5F57"/>
+          <w:sz w:val="18"/>
+        </w:rPr>
+        <w:t>4 rounds, moderate: 500 m run &amp;bull; sled push (or heavy-backpack push) 3 x 12.5 m &amp;bull; farmers carry 2 x 30 m &amp;bull; 12 burpee broad jumps. Stations day. This is the week's intensity cross-training. If the weekly check-in says the load is heavy, this is the FIRST session to drop - the runs and back-to-backs matter more for January.</w:t>
+      </w:r>
+    </w:p>
+    <w:p>
+      <w:pPr>
+        <w:spacing w:after="20" w:before="0"/>
+      </w:pPr>
+      <w:r>
+        <w:rPr>
+          <w:b/>
+          <w:i w:val="0"/>
+          <w:color w:val="312824"/>
+          <w:sz w:val="20"/>
+        </w:rPr>
         <w:t>Wed 16 · The Chicago: 3 miles at target  (~1 h 05 · 10.6 km)</w:t>
       </w:r>
     </w:p>
@@ -2449,6 +2617,34 @@
           <w:color w:val="312824"/>
           <w:sz w:val="20"/>
         </w:rPr>
+        <w:t>Tue (PM) · HYROX Circuit A &amp;mdash; Engine  (~45 min)</w:t>
+      </w:r>
+    </w:p>
+    <w:p>
+      <w:pPr>
+        <w:spacing w:after="20" w:before="0"/>
+      </w:pPr>
+      <w:r>
+        <w:rPr>
+          <w:b w:val="0"/>
+          <w:i w:val="0"/>
+          <w:color w:val="6D5F57"/>
+          <w:sz w:val="18"/>
+        </w:rPr>
+        <w:t>4 rounds, moderate: 600 m run &amp;bull; 12 wall balls &amp;bull; 15 walking lunges &amp;bull; 30 kettlebell swings. Engine maintenance, not a beasting. This is the week's intensity cross-training. If the weekly check-in says the load is heavy, this is the FIRST session to drop - the runs and back-to-backs matter more for January.</w:t>
+      </w:r>
+    </w:p>
+    <w:p>
+      <w:pPr>
+        <w:spacing w:after="20" w:before="0"/>
+      </w:pPr>
+      <w:r>
+        <w:rPr>
+          <w:b/>
+          <w:i w:val="0"/>
+          <w:color w:val="312824"/>
+          <w:sz w:val="20"/>
+        </w:rPr>
         <w:t>Wed 23 · The Auckland: 25 min Fartlek  (~45 min · 7.4 km)</w:t>
       </w:r>
     </w:p>
@@ -2757,6 +2953,34 @@
           <w:color w:val="312824"/>
           <w:sz w:val="20"/>
         </w:rPr>
+        <w:t>Tue (PM) · HYROX Circuit B &amp;mdash; Stations  (~45 min)</w:t>
+      </w:r>
+    </w:p>
+    <w:p>
+      <w:pPr>
+        <w:spacing w:after="20" w:before="0"/>
+      </w:pPr>
+      <w:r>
+        <w:rPr>
+          <w:b w:val="0"/>
+          <w:i w:val="0"/>
+          <w:color w:val="6D5F57"/>
+          <w:sz w:val="18"/>
+        </w:rPr>
+        <w:t>4 rounds, moderate: 500 m run &amp;bull; sled push (or heavy-backpack push) 3 x 12.5 m &amp;bull; farmers carry 2 x 30 m &amp;bull; 12 burpee broad jumps. Stations day. This is the week's intensity cross-training. If the weekly check-in says the load is heavy, this is the FIRST session to drop - the runs and back-to-backs matter more for January.</w:t>
+      </w:r>
+    </w:p>
+    <w:p>
+      <w:pPr>
+        <w:spacing w:after="20" w:before="0"/>
+      </w:pPr>
+      <w:r>
+        <w:rPr>
+          <w:b/>
+          <w:i w:val="0"/>
+          <w:color w:val="312824"/>
+          <w:sz w:val="20"/>
+        </w:rPr>
         <w:t>Wed 30 · Tempo Run: 60 min  (~1 h · 9.5 km · 20 min at tempo)</w:t>
       </w:r>
     </w:p>
@@ -3065,6 +3289,34 @@
           <w:color w:val="312824"/>
           <w:sz w:val="20"/>
         </w:rPr>
+        <w:t>Tue (PM) · HYROX Circuit A &amp;mdash; Engine  (~45 min)</w:t>
+      </w:r>
+    </w:p>
+    <w:p>
+      <w:pPr>
+        <w:spacing w:after="20" w:before="0"/>
+      </w:pPr>
+      <w:r>
+        <w:rPr>
+          <w:b w:val="0"/>
+          <w:i w:val="0"/>
+          <w:color w:val="6D5F57"/>
+          <w:sz w:val="18"/>
+        </w:rPr>
+        <w:t>4 rounds, moderate: 600 m run &amp;bull; 12 wall balls &amp;bull; 15 walking lunges &amp;bull; 30 kettlebell swings. Engine maintenance, not a beasting. This is the week's intensity cross-training. If the weekly check-in says the load is heavy, this is the FIRST session to drop - the runs and back-to-backs matter more for January.</w:t>
+      </w:r>
+    </w:p>
+    <w:p>
+      <w:pPr>
+        <w:spacing w:after="20" w:before="0"/>
+      </w:pPr>
+      <w:r>
+        <w:rPr>
+          <w:b/>
+          <w:i w:val="0"/>
+          <w:color w:val="312824"/>
+          <w:sz w:val="20"/>
+        </w:rPr>
         <w:t>Wed 7 · The Eilish: 5 &amp;times; 1 km  (~56 min · 8.9 km)</w:t>
       </w:r>
     </w:p>
@@ -3373,6 +3625,34 @@
           <w:color w:val="312824"/>
           <w:sz w:val="20"/>
         </w:rPr>
+        <w:t>Tue (PM) · HYROX Circuit &amp;mdash; Light  (~35 min)</w:t>
+      </w:r>
+    </w:p>
+    <w:p>
+      <w:pPr>
+        <w:spacing w:after="20" w:before="0"/>
+      </w:pPr>
+      <w:r>
+        <w:rPr>
+          <w:b w:val="0"/>
+          <w:i w:val="0"/>
+          <w:color w:val="6D5F57"/>
+          <w:sz w:val="18"/>
+        </w:rPr>
+        <w:t>3 easy rounds: 500 m run &amp;bull; 10 wall balls (light) &amp;bull; 15 bodyweight lunges &amp;bull; 20 kettlebell swings. Movement quality only. This is the week's intensity cross-training. If the weekly check-in says the load is heavy, this is the FIRST session to drop - the runs and back-to-backs matter more for January.</w:t>
+      </w:r>
+    </w:p>
+    <w:p>
+      <w:pPr>
+        <w:spacing w:after="20" w:before="0"/>
+      </w:pPr>
+      <w:r>
+        <w:rPr>
+          <w:b/>
+          <w:i w:val="0"/>
+          <w:color w:val="312824"/>
+          <w:sz w:val="20"/>
+        </w:rPr>
         <w:t>Wed 14 · The Potchefstroom: 10 &amp;times; 2 min  (~51 min · 7.9 km)</w:t>
       </w:r>
     </w:p>
@@ -3681,6 +3961,34 @@
           <w:color w:val="312824"/>
           <w:sz w:val="20"/>
         </w:rPr>
+        <w:t>Tue (PM) · HYROX Circuit &amp;mdash; Light  (~35 min)</w:t>
+      </w:r>
+    </w:p>
+    <w:p>
+      <w:pPr>
+        <w:spacing w:after="20" w:before="0"/>
+      </w:pPr>
+      <w:r>
+        <w:rPr>
+          <w:b w:val="0"/>
+          <w:i w:val="0"/>
+          <w:color w:val="6D5F57"/>
+          <w:sz w:val="18"/>
+        </w:rPr>
+        <w:t>3 easy rounds: 500 m run &amp;bull; 10 wall balls (light) &amp;bull; 15 bodyweight lunges &amp;bull; 20 kettlebell swings. Movement quality only. This is the week's intensity cross-training. If the weekly check-in says the load is heavy, this is the FIRST session to drop - the runs and back-to-backs matter more for January.</w:t>
+      </w:r>
+    </w:p>
+    <w:p>
+      <w:pPr>
+        <w:spacing w:after="20" w:before="0"/>
+      </w:pPr>
+      <w:r>
+        <w:rPr>
+          <w:b/>
+          <w:i w:val="0"/>
+          <w:color w:val="312824"/>
+          <w:sz w:val="20"/>
+        </w:rPr>
         <w:t>Wed 21 · Taper Run  (~51 min · 8 km · 2 km easy, 3 km at target)</w:t>
       </w:r>
     </w:p>
@@ -4129,7 +4437,7 @@
           <w:color w:val="312824"/>
           <w:sz w:val="20"/>
         </w:rPr>
-        <w:t>Sun 1 Nov · Marathon day  (42.2 km - the dress rehearsal)</w:t>
+        <w:t>Sun 1 Nov · Coopah's target day  (Race day, as the app has it)</w:t>
       </w:r>
     </w:p>
     <w:p>
@@ -4143,7 +4451,7 @@
           <w:color w:val="6D5F57"/>
           <w:sz w:val="18"/>
         </w:rPr>
-        <w:t>Confirmed: this is your marathon. Trust the taper, fuel from the first hour, and bank every lesson - kit, food, pacing, nerves - for December. This race is the rehearsal the road needed. See Coach notes.</w:t>
+        <w:t>This is a textbook marathon race-week taper and it points at Sunday 1 November. Coopah has built the whole 87-day block toward this date. Do you have a race that day? It changes what happens next - see Coach notes.</w:t>
       </w:r>
     </w:p>
     <w:p>
@@ -4521,6 +4829,34 @@
           <w:color w:val="312824"/>
           <w:sz w:val="20"/>
         </w:rPr>
+        <w:t>Tue (PM) · HYROX Circuit &amp;mdash; Light  (~35 min)</w:t>
+      </w:r>
+    </w:p>
+    <w:p>
+      <w:pPr>
+        <w:spacing w:after="20" w:before="0"/>
+      </w:pPr>
+      <w:r>
+        <w:rPr>
+          <w:b w:val="0"/>
+          <w:i w:val="0"/>
+          <w:color w:val="6D5F57"/>
+          <w:sz w:val="18"/>
+        </w:rPr>
+        <w:t>3 easy rounds: 500 m run &amp;bull; 10 wall balls (light) &amp;bull; 15 bodyweight lunges &amp;bull; 20 kettlebell swings. Movement quality only. This is the week's intensity cross-training. If the weekly check-in says the load is heavy, this is the FIRST session to drop - the runs and back-to-backs matter more for January.</w:t>
+      </w:r>
+    </w:p>
+    <w:p>
+      <w:pPr>
+        <w:spacing w:after="20" w:before="0"/>
+      </w:pPr>
+      <w:r>
+        <w:rPr>
+          <w:b/>
+          <w:i w:val="0"/>
+          <w:color w:val="312824"/>
+          <w:sz w:val="20"/>
+        </w:rPr>
         <w:t>Wed 11 · Easy Run: 8 km  (~1 h 07)</w:t>
       </w:r>
     </w:p>
@@ -4829,6 +5165,34 @@
           <w:color w:val="312824"/>
           <w:sz w:val="20"/>
         </w:rPr>
+        <w:t>Tue (PM) · HYROX Circuit &amp;mdash; Light  (~35 min)</w:t>
+      </w:r>
+    </w:p>
+    <w:p>
+      <w:pPr>
+        <w:spacing w:after="20" w:before="0"/>
+      </w:pPr>
+      <w:r>
+        <w:rPr>
+          <w:b w:val="0"/>
+          <w:i w:val="0"/>
+          <w:color w:val="6D5F57"/>
+          <w:sz w:val="18"/>
+        </w:rPr>
+        <w:t>3 easy rounds: 500 m run &amp;bull; 10 wall balls (light) &amp;bull; 15 bodyweight lunges &amp;bull; 20 kettlebell swings. Movement quality only. This is the week's intensity cross-training. If the weekly check-in says the load is heavy, this is the FIRST session to drop - the runs and back-to-backs matter more for January.</w:t>
+      </w:r>
+    </w:p>
+    <w:p>
+      <w:pPr>
+        <w:spacing w:after="20" w:before="0"/>
+      </w:pPr>
+      <w:r>
+        <w:rPr>
+          <w:b/>
+          <w:i w:val="0"/>
+          <w:color w:val="312824"/>
+          <w:sz w:val="20"/>
+        </w:rPr>
         <w:t>Wed 18 · Easy Run: 8 km  (~1 h 07)</w:t>
       </w:r>
     </w:p>
@@ -5137,6 +5501,34 @@
           <w:color w:val="312824"/>
           <w:sz w:val="20"/>
         </w:rPr>
+        <w:t>Tue (PM) · HYROX Circuit &amp;mdash; Light  (~35 min)</w:t>
+      </w:r>
+    </w:p>
+    <w:p>
+      <w:pPr>
+        <w:spacing w:after="20" w:before="0"/>
+      </w:pPr>
+      <w:r>
+        <w:rPr>
+          <w:b w:val="0"/>
+          <w:i w:val="0"/>
+          <w:color w:val="6D5F57"/>
+          <w:sz w:val="18"/>
+        </w:rPr>
+        <w:t>3 easy rounds: 500 m run &amp;bull; 10 wall balls (light) &amp;bull; 15 bodyweight lunges &amp;bull; 20 kettlebell swings. Movement quality only. This is the week's intensity cross-training. If the weekly check-in says the load is heavy, this is the FIRST session to drop - the runs and back-to-backs matter more for January.</w:t>
+      </w:r>
+    </w:p>
+    <w:p>
+      <w:pPr>
+        <w:spacing w:after="20" w:before="0"/>
+      </w:pPr>
+      <w:r>
+        <w:rPr>
+          <w:b/>
+          <w:i w:val="0"/>
+          <w:color w:val="312824"/>
+          <w:sz w:val="20"/>
+        </w:rPr>
         <w:t>Wed 25 · Easy Run: 8 km  (~1 h 07)</w:t>
       </w:r>
     </w:p>
@@ -5445,6 +5837,34 @@
           <w:color w:val="312824"/>
           <w:sz w:val="20"/>
         </w:rPr>
+        <w:t>Tue (PM) · HYROX Circuit &amp;mdash; Light  (~35 min)</w:t>
+      </w:r>
+    </w:p>
+    <w:p>
+      <w:pPr>
+        <w:spacing w:after="20" w:before="0"/>
+      </w:pPr>
+      <w:r>
+        <w:rPr>
+          <w:b w:val="0"/>
+          <w:i w:val="0"/>
+          <w:color w:val="6D5F57"/>
+          <w:sz w:val="18"/>
+        </w:rPr>
+        <w:t>3 easy rounds: 500 m run &amp;bull; 10 wall balls (light) &amp;bull; 15 bodyweight lunges &amp;bull; 20 kettlebell swings. Movement quality only. This is the week's intensity cross-training. If the weekly check-in says the load is heavy, this is the FIRST session to drop - the runs and back-to-backs matter more for January.</w:t>
+      </w:r>
+    </w:p>
+    <w:p>
+      <w:pPr>
+        <w:spacing w:after="20" w:before="0"/>
+      </w:pPr>
+      <w:r>
+        <w:rPr>
+          <w:b/>
+          <w:i w:val="0"/>
+          <w:color w:val="312824"/>
+          <w:sz w:val="20"/>
+        </w:rPr>
         <w:t>Wed 2 · Easy Run: 8 km  (~1 h 07)</w:t>
       </w:r>
     </w:p>
@@ -5935,7 +6355,7 @@
           <w:color w:val="5D6E57"/>
           <w:sz w:val="24"/>
         </w:rPr>
-        <w:t>[LIM] Come down — Week 20 · 14-20 Dec · taper</w:t>
+        <w:t>[LIM] Absorb the block — Week 20 · 14-20 Dec · deload</w:t>
       </w:r>
     </w:p>
     <w:p>
@@ -5949,7 +6369,7 @@
           <w:color w:val="6D5F57"/>
           <w:sz w:val="18"/>
         </w:rPr>
-        <w:t>~38 km · taper begins</w:t>
+        <w:t>~38 km · deload after the rehearsal</w:t>
       </w:r>
     </w:p>
     <w:p>
@@ -6131,7 +6551,7 @@
           <w:color w:val="6D5F57"/>
           <w:sz w:val="18"/>
         </w:rPr>
-        <w:t>Easy means a full-sentence conversation - the talk test. Effort 3-4 out of 10, breathable through your nose. If you can't talk, slow down or walk. Run/walk is the strategy, not a compromise. Last meaningful long run. Comfortable throughout.</w:t>
+        <w:t>Easy means a full-sentence conversation - the talk test. Effort 3-4 out of 10, breathable through your nose. If you can't talk, slow down or walk. Run/walk is the strategy, not a compromise. Last long run of the build. Comfortable throughout.</w:t>
       </w:r>
     </w:p>
     <w:p>
@@ -6173,7 +6593,7 @@
           <w:color w:val="6D5F57"/>
           <w:sz w:val="18"/>
         </w:rPr>
-        <w:t>Fitness is banked. From here the job is to arrive fresh.</w:t>
+        <w:t>Fitness is banked from here. The rest of the job is arriving fresh.</w:t>
       </w:r>
     </w:p>
     <w:p>
@@ -6187,7 +6607,7 @@
           <w:color w:val="5D6E57"/>
           <w:sz w:val="24"/>
         </w:rPr>
-        <w:t>[LIM] Sharpen &amp;amp; pack — Week 21 · 21-22 Dec · final taper</w:t>
+        <w:t>[LIM] Christmas &amp;mdash; yours — Week 21 · 21-27 Dec · family</w:t>
       </w:r>
     </w:p>
     <w:p>
@@ -6201,7 +6621,7 @@
           <w:color w:val="6D5F57"/>
           <w:sz w:val="18"/>
         </w:rPr>
-        <w:t>~10 km · legs fresh, logistics locked</w:t>
+        <w:t>~28 km · deliberately light · family first</w:t>
       </w:r>
     </w:p>
     <w:p>
@@ -6229,7 +6649,7 @@
           <w:color w:val="6D5F57"/>
           <w:sz w:val="18"/>
         </w:rPr>
-        <w:t>Easy means a full-sentence conversation - the talk test. Effort 3-4 out of 10, breathable through your nose. If you can't talk, slow down or walk. Run/walk is the strategy, not a compromise. Legs should feel springy and under-used. That is correct.</w:t>
+        <w:t>Easy means a full-sentence conversation - the talk test. Effort 3-4 out of 10, breathable through your nose. If you can't talk, slow down or walk. Run/walk is the strategy, not a compromise.</w:t>
       </w:r>
     </w:p>
     <w:p>
@@ -6257,7 +6677,7 @@
           <w:color w:val="312824"/>
           <w:sz w:val="20"/>
         </w:rPr>
-        <w:t>Tue 22 · Shake-out + kit check  (20-30 min very easy)</w:t>
+        <w:t>Tue 22 · Strength A (light)  (~20 min)</w:t>
       </w:r>
     </w:p>
     <w:p>
@@ -6271,7 +6691,203 @@
           <w:color w:val="6D5F57"/>
           <w:sz w:val="18"/>
         </w:rPr>
-        <w:t>Short and light, every item laid out - nothing new on day one, not shoes, not socks, not food. Then eat well and sleep early. Tomorrow: Attunga.</w:t>
+        <w:t>Controlled and light. This is insurance against injury, not a workout to survive. Lean into the slow lowering - that's what protects your knees on long descents.</w:t>
+      </w:r>
+    </w:p>
+    <w:p>
+      <w:pPr>
+        <w:spacing w:after="20" w:before="0"/>
+      </w:pPr>
+      <w:r>
+        <w:rPr>
+          <w:b w:val="0"/>
+          <w:i w:val="0"/>
+          <w:color w:val="6D5F57"/>
+          <w:sz w:val="17"/>
+        </w:rPr>
+        <w:t>Session A: Glute bridge &amp;rarr; single-leg when ready 2-3 &amp;times; 8-12 /side · Slow tempo reverse lunge / split squat (3s down) 2-3 &amp;times; 6-10 /side · Calf raises, double &amp;rarr; single leg 2-3 &amp;times; 12-15 · Side-lying hip abduction / clamshell 2 &amp;times; 12-15 /side · Bird-dog 2 &amp;times; 8 /side · Single-leg balance 30-45s /side &amp;times;2</w:t>
+      </w:r>
+    </w:p>
+    <w:p>
+      <w:pPr>
+        <w:spacing w:after="20" w:before="0"/>
+      </w:pPr>
+      <w:r>
+        <w:rPr>
+          <w:b/>
+          <w:i w:val="0"/>
+          <w:color w:val="312824"/>
+          <w:sz w:val="20"/>
+        </w:rPr>
+        <w:t>Wed 23 · Easy Run: 6 km  (~50 min)</w:t>
+      </w:r>
+    </w:p>
+    <w:p>
+      <w:pPr>
+        <w:spacing w:after="20" w:before="0"/>
+      </w:pPr>
+      <w:r>
+        <w:rPr>
+          <w:b w:val="0"/>
+          <w:i w:val="0"/>
+          <w:color w:val="6D5F57"/>
+          <w:sz w:val="18"/>
+        </w:rPr>
+        <w:t>Easy means a full-sentence conversation - the talk test. Effort 3-4 out of 10, breathable through your nose. If you can't talk, slow down or walk. Run/walk is the strategy, not a compromise.</w:t>
+      </w:r>
+    </w:p>
+    <w:p>
+      <w:pPr>
+        <w:spacing w:after="20" w:before="0"/>
+      </w:pPr>
+      <w:r>
+        <w:rPr>
+          <w:b w:val="0"/>
+          <w:i/>
+          <w:color w:val="6D5F57"/>
+          <w:sz w:val="17"/>
+        </w:rPr>
+        <w:t>Fuel: Under ~90 min, water is enough. Eat normally before and after.</w:t>
+      </w:r>
+    </w:p>
+    <w:p>
+      <w:pPr>
+        <w:spacing w:after="20" w:before="0"/>
+      </w:pPr>
+      <w:r>
+        <w:rPr>
+          <w:b/>
+          <w:i w:val="0"/>
+          <w:color w:val="312824"/>
+          <w:sz w:val="20"/>
+        </w:rPr>
+        <w:t>Thu 24 · Rest &amp;middot; Yoga &amp;amp; Breathwork  (rest day &amp;middot; optional ~30&amp;ndash;45 min)</w:t>
+      </w:r>
+    </w:p>
+    <w:p>
+      <w:pPr>
+        <w:spacing w:after="20" w:before="0"/>
+      </w:pPr>
+      <w:r>
+        <w:rPr>
+          <w:b w:val="0"/>
+          <w:i w:val="0"/>
+          <w:color w:val="6D5F57"/>
+          <w:sz w:val="18"/>
+        </w:rPr>
+        <w:t>Nothing. Be where you are.</w:t>
+      </w:r>
+    </w:p>
+    <w:p>
+      <w:pPr>
+        <w:spacing w:after="20" w:before="0"/>
+      </w:pPr>
+      <w:r>
+        <w:rPr>
+          <w:b/>
+          <w:i w:val="0"/>
+          <w:color w:val="312824"/>
+          <w:sz w:val="20"/>
+        </w:rPr>
+        <w:t>Fri 25 · Rest  (Christmas Day)</w:t>
+      </w:r>
+    </w:p>
+    <w:p>
+      <w:pPr>
+        <w:spacing w:after="20" w:before="0"/>
+      </w:pPr>
+      <w:r>
+        <w:rPr>
+          <w:b w:val="0"/>
+          <w:i w:val="0"/>
+          <w:color w:val="6D5F57"/>
+          <w:sz w:val="18"/>
+        </w:rPr>
+        <w:t>This is the whole reason the route flipped. Enjoy it.</w:t>
+      </w:r>
+    </w:p>
+    <w:p>
+      <w:pPr>
+        <w:spacing w:after="20" w:before="0"/>
+      </w:pPr>
+      <w:r>
+        <w:rPr>
+          <w:b/>
+          <w:i w:val="0"/>
+          <w:color w:val="312824"/>
+          <w:sz w:val="20"/>
+        </w:rPr>
+        <w:t>Sat 26 · Easy Run: 6 km  (~50 min)</w:t>
+      </w:r>
+    </w:p>
+    <w:p>
+      <w:pPr>
+        <w:spacing w:after="20" w:before="0"/>
+      </w:pPr>
+      <w:r>
+        <w:rPr>
+          <w:b w:val="0"/>
+          <w:i w:val="0"/>
+          <w:color w:val="6D5F57"/>
+          <w:sz w:val="18"/>
+        </w:rPr>
+        <w:t>Easy means a full-sentence conversation - the talk test. Effort 3-4 out of 10, breathable through your nose. If you can't talk, slow down or walk. Run/walk is the strategy, not a compromise. Only if you want to. A walk is equally fine.</w:t>
+      </w:r>
+    </w:p>
+    <w:p>
+      <w:pPr>
+        <w:spacing w:after="20" w:before="0"/>
+      </w:pPr>
+      <w:r>
+        <w:rPr>
+          <w:b w:val="0"/>
+          <w:i/>
+          <w:color w:val="6D5F57"/>
+          <w:sz w:val="17"/>
+        </w:rPr>
+        <w:t>Fuel: Under ~90 min, water is enough. Eat normally before and after.</w:t>
+      </w:r>
+    </w:p>
+    <w:p>
+      <w:pPr>
+        <w:spacing w:after="20" w:before="0"/>
+      </w:pPr>
+      <w:r>
+        <w:rPr>
+          <w:b/>
+          <w:i w:val="0"/>
+          <w:color w:val="312824"/>
+          <w:sz w:val="20"/>
+        </w:rPr>
+        <w:t>Sun 27 · Long Run: 14 km  (~1 h 57)</w:t>
+      </w:r>
+    </w:p>
+    <w:p>
+      <w:pPr>
+        <w:spacing w:after="20" w:before="0"/>
+      </w:pPr>
+      <w:r>
+        <w:rPr>
+          <w:b w:val="0"/>
+          <w:i w:val="0"/>
+          <w:color w:val="6D5F57"/>
+          <w:sz w:val="18"/>
+        </w:rPr>
+        <w:t>Easy means a full-sentence conversation - the talk test. Effort 3-4 out of 10, breathable through your nose. If you can't talk, slow down or walk. Run/walk is the strategy, not a compromise. Gentle. Keeping the thread, nothing more.</w:t>
+      </w:r>
+    </w:p>
+    <w:p>
+      <w:pPr>
+        <w:spacing w:after="20" w:before="0"/>
+      </w:pPr>
+      <w:r>
+        <w:rPr>
+          <w:b w:val="0"/>
+          <w:i/>
+          <w:color w:val="6D5F57"/>
+          <w:sz w:val="17"/>
+        </w:rPr>
+        <w:t>Fuel: Past 90 min: sip water regularly and take a few bites of real food - banana, dates, a bar - every 20-30 min. This rehearses expedition fuelling.</w:t>
       </w:r>
     </w:p>
     <w:p>
@@ -6285,7 +6901,7 @@
           <w:color w:val="5D6E57"/>
           <w:sz w:val="24"/>
         </w:rPr>
-        <w:t>[LIM] Love in Motion — 23 Dec - 4 Jan · Attunga &amp;rarr; SCG</w:t>
+        <w:t>[LIM] Taper &amp;amp; pack — Week 22 · 28 Dec-3 Jan · taper</w:t>
       </w:r>
     </w:p>
     <w:p>
@@ -6299,7 +6915,7 @@
           <w:color w:val="6D5F57"/>
           <w:sz w:val="18"/>
         </w:rPr>
-        <w:t>~484 km · The 500 · 13 stages</w:t>
+        <w:t>~26 km · legs fresh, logistics locked</w:t>
       </w:r>
     </w:p>
     <w:p>
@@ -6313,7 +6929,7 @@
           <w:color w:val="312824"/>
           <w:sz w:val="20"/>
         </w:rPr>
-        <w:t>Each morning · Move early  (Start before the heat)</w:t>
+        <w:t>Mon 28 · Easy Run: 8 km  (~1 h 07)</w:t>
       </w:r>
     </w:p>
     <w:p>
@@ -6327,7 +6943,21 @@
           <w:color w:val="6D5F57"/>
           <w:sz w:val="18"/>
         </w:rPr>
-        <w:t>Break each day into segments between crew meets, never think about the whole distance.</w:t>
+        <w:t>Easy means a full-sentence conversation - the talk test. Effort 3-4 out of 10, breathable through your nose. If you can't talk, slow down or walk. Run/walk is the strategy, not a compromise.</w:t>
+      </w:r>
+    </w:p>
+    <w:p>
+      <w:pPr>
+        <w:spacing w:after="20" w:before="0"/>
+      </w:pPr>
+      <w:r>
+        <w:rPr>
+          <w:b w:val="0"/>
+          <w:i/>
+          <w:color w:val="6D5F57"/>
+          <w:sz w:val="17"/>
+        </w:rPr>
+        <w:t>Fuel: Under ~90 min, water is enough. Eat normally before and after.</w:t>
       </w:r>
     </w:p>
     <w:p>
@@ -6341,7 +6971,7 @@
           <w:color w:val="312824"/>
           <w:sz w:val="20"/>
         </w:rPr>
-        <w:t>Every 20-30 min · Eat and drink  (Before you feel like it)</w:t>
+        <w:t>Tue 29 · Kit lay-out  (~45 min)</w:t>
       </w:r>
     </w:p>
     <w:p>
@@ -6355,7 +6985,7 @@
           <w:color w:val="6D5F57"/>
           <w:sz w:val="18"/>
         </w:rPr>
-        <w:t>Fuel as you would on the road: eat early, eat often, don't wait for hunger. Then eat again within 30 min of finishing. Recovery between days is the whole skill.</w:t>
+        <w:t>Every item out on the floor. Nothing new on day one - not shoes, not socks, not food, not a pack.</w:t>
       </w:r>
     </w:p>
     <w:p>
@@ -6369,7 +6999,7 @@
           <w:color w:val="312824"/>
           <w:sz w:val="20"/>
         </w:rPr>
-        <w:t>Each evening · Feet, food, sleep  (The real work between days)</w:t>
+        <w:t>Wed 30 · Easy Run: 6 km  (~50 min)</w:t>
       </w:r>
     </w:p>
     <w:p>
@@ -6383,7 +7013,21 @@
           <w:color w:val="6D5F57"/>
           <w:sz w:val="18"/>
         </w:rPr>
-        <w:t>Feet checked and dry, a proper meal within 30 min of stopping, legs elevated, lights out early. Recovery between days is what gets you to the SCG.</w:t>
+        <w:t>Easy means a full-sentence conversation - the talk test. Effort 3-4 out of 10, breathable through your nose. If you can't talk, slow down or walk. Run/walk is the strategy, not a compromise.</w:t>
+      </w:r>
+    </w:p>
+    <w:p>
+      <w:pPr>
+        <w:spacing w:after="20" w:before="0"/>
+      </w:pPr>
+      <w:r>
+        <w:rPr>
+          <w:b w:val="0"/>
+          <w:i/>
+          <w:color w:val="6D5F57"/>
+          <w:sz w:val="17"/>
+        </w:rPr>
+        <w:t>Fuel: Under ~90 min, water is enough. Eat normally before and after.</w:t>
       </w:r>
     </w:p>
     <w:p>
@@ -6397,7 +7041,7 @@
           <w:color w:val="312824"/>
           <w:sz w:val="20"/>
         </w:rPr>
-        <w:t>Daily · Regulate  (10 min breathwork or nidra)</w:t>
+        <w:t>Thu 31 · Mobility: Full Body  (~20 min)</w:t>
       </w:r>
     </w:p>
     <w:p>
@@ -6411,7 +7055,21 @@
           <w:color w:val="6D5F57"/>
           <w:sz w:val="18"/>
         </w:rPr>
-        <w:t>You know this work better than any coach. Use it - the nervous system load of 13 days on the road is as real as the physical load.</w:t>
+        <w:t>Slow and unhurried. Breathe out into each position rather than forcing it.</w:t>
+      </w:r>
+    </w:p>
+    <w:p>
+      <w:pPr>
+        <w:spacing w:after="20" w:before="0"/>
+      </w:pPr>
+      <w:r>
+        <w:rPr>
+          <w:b w:val="0"/>
+          <w:i w:val="0"/>
+          <w:color w:val="6D5F57"/>
+          <w:sz w:val="17"/>
+        </w:rPr>
+        <w:t>Mobility: Couch stretch / hip flexor 60-90s /side · Figure-4 glute stretch 60s /side · Calf &amp;amp; soleus on a step 45-60s /side · Thoracic rotation, side-lying 8 /side · Hamstring float, gentle 45s /side · Legs up the wall to finish 3-5 min</w:t>
       </w:r>
     </w:p>
     <w:p>
@@ -6425,7 +7083,21 @@
           <w:color w:val="312824"/>
           <w:sz w:val="20"/>
         </w:rPr>
-        <w:t>Anytime · Walk without guilt  (Walking is part of the plan)</w:t>
+        <w:t>Fri 1 Jan · Rest  (New Year's Day)</w:t>
+      </w:r>
+    </w:p>
+    <w:p>
+      <w:pPr>
+        <w:spacing w:after="20" w:before="0"/>
+      </w:pPr>
+      <w:r>
+        <w:rPr>
+          <w:b/>
+          <w:i w:val="0"/>
+          <w:color w:val="312824"/>
+          <w:sz w:val="20"/>
+        </w:rPr>
+        <w:t>Sat 2 · Easy Run: 6 km  (~50 min)</w:t>
       </w:r>
     </w:p>
     <w:p>
@@ -6439,7 +7111,371 @@
           <w:color w:val="6D5F57"/>
           <w:sz w:val="18"/>
         </w:rPr>
-        <w:t>Every multi-day runner walks. Walking early and often is what makes day nine possible.</w:t>
+        <w:t>Easy means a full-sentence conversation - the talk test. Effort 3-4 out of 10, breathable through your nose. If you can't talk, slow down or walk. Run/walk is the strategy, not a compromise. Legs should feel springy and under-used. That is correct.</w:t>
+      </w:r>
+    </w:p>
+    <w:p>
+      <w:pPr>
+        <w:spacing w:after="20" w:before="0"/>
+      </w:pPr>
+      <w:r>
+        <w:rPr>
+          <w:b w:val="0"/>
+          <w:i/>
+          <w:color w:val="6D5F57"/>
+          <w:sz w:val="17"/>
+        </w:rPr>
+        <w:t>Fuel: Under ~90 min, water is enough. Eat normally before and after.</w:t>
+      </w:r>
+    </w:p>
+    <w:p>
+      <w:pPr>
+        <w:spacing w:after="20" w:before="0"/>
+      </w:pPr>
+      <w:r>
+        <w:rPr>
+          <w:b/>
+          <w:i w:val="0"/>
+          <w:color w:val="312824"/>
+          <w:sz w:val="20"/>
+        </w:rPr>
+        <w:t>Sun 3 · Crew briefing + rest  (Roles, meeting points, radios)</w:t>
+      </w:r>
+    </w:p>
+    <w:p>
+      <w:pPr>
+        <w:spacing w:after="20" w:before="0"/>
+      </w:pPr>
+      <w:r>
+        <w:rPr>
+          <w:b w:val="0"/>
+          <w:i w:val="0"/>
+          <w:color w:val="6D5F57"/>
+          <w:sz w:val="18"/>
+        </w:rPr>
+        <w:t>Everyone who will be on the road knows the plan for day one before anyone travels.</w:t>
+      </w:r>
+    </w:p>
+    <w:p>
+      <w:pPr>
+        <w:spacing w:after="20" w:before="200"/>
+      </w:pPr>
+      <w:r>
+        <w:rPr>
+          <w:b/>
+          <w:i w:val="0"/>
+          <w:color w:val="5D6E57"/>
+          <w:sz w:val="24"/>
+        </w:rPr>
+        <w:t>[LIM] Travel &amp;amp; the Test — Week 23 · 4-5 Jan · Sydney</w:t>
+      </w:r>
+    </w:p>
+    <w:p>
+      <w:pPr>
+        <w:spacing w:after="60" w:before="0"/>
+      </w:pPr>
+      <w:r>
+        <w:rPr>
+          <w:b w:val="0"/>
+          <w:i w:val="0"/>
+          <w:color w:val="6D5F57"/>
+          <w:sz w:val="18"/>
+        </w:rPr>
+        <w:t>Travel down · shake-out only</w:t>
+      </w:r>
+    </w:p>
+    <w:p>
+      <w:pPr>
+        <w:spacing w:after="20" w:before="0"/>
+      </w:pPr>
+      <w:r>
+        <w:rPr>
+          <w:b/>
+          <w:i w:val="0"/>
+          <w:color w:val="312824"/>
+          <w:sz w:val="20"/>
+        </w:rPr>
+        <w:t>Mon 4 · Travel to Sydney  (Pink Test day 1)</w:t>
+      </w:r>
+    </w:p>
+    <w:p>
+      <w:pPr>
+        <w:spacing w:after="20" w:before="0"/>
+      </w:pPr>
+      <w:r>
+        <w:rPr>
+          <w:b w:val="0"/>
+          <w:i w:val="0"/>
+          <w:color w:val="6D5F57"/>
+          <w:sz w:val="18"/>
+        </w:rPr>
+        <w:t>Arrive early enough to sleep properly. Media and McGrath Foundation contact happens here, not on the morning you leave.</w:t>
+      </w:r>
+    </w:p>
+    <w:p>
+      <w:pPr>
+        <w:spacing w:after="20" w:before="0"/>
+      </w:pPr>
+      <w:r>
+        <w:rPr>
+          <w:b/>
+          <w:i w:val="0"/>
+          <w:color w:val="312824"/>
+          <w:sz w:val="20"/>
+        </w:rPr>
+        <w:t>Tue 5 · Shake-out: 20-30 min  (Very easy)</w:t>
+      </w:r>
+    </w:p>
+    <w:p>
+      <w:pPr>
+        <w:spacing w:after="20" w:before="0"/>
+      </w:pPr>
+      <w:r>
+        <w:rPr>
+          <w:b w:val="0"/>
+          <w:i w:val="0"/>
+          <w:color w:val="6D5F57"/>
+          <w:sz w:val="18"/>
+        </w:rPr>
+        <w:t>Easy means a full-sentence conversation - the talk test. Effort 3-4 out of 10, breathable through your nose. If you can't talk, slow down or walk. Run/walk is the strategy, not a compromise. Short and light on unfamiliar ground. Then eat well and sleep early.</w:t>
+      </w:r>
+    </w:p>
+    <w:p>
+      <w:pPr>
+        <w:spacing w:after="20" w:before="0"/>
+      </w:pPr>
+      <w:r>
+        <w:rPr>
+          <w:b w:val="0"/>
+          <w:i/>
+          <w:color w:val="6D5F57"/>
+          <w:sz w:val="17"/>
+        </w:rPr>
+        <w:t>Fuel: Under ~90 min, water is enough. Eat normally before and after.</w:t>
+      </w:r>
+    </w:p>
+    <w:p>
+      <w:pPr>
+        <w:spacing w:after="20" w:before="200"/>
+      </w:pPr>
+      <w:r>
+        <w:rPr>
+          <w:b/>
+          <w:i w:val="0"/>
+          <w:color w:val="5D6E57"/>
+          <w:sz w:val="24"/>
+        </w:rPr>
+        <w:t>[LIM] Love in Motion — 6-19 Jan · SCG &amp;rarr; Tamworth</w:t>
+      </w:r>
+    </w:p>
+    <w:p>
+      <w:pPr>
+        <w:spacing w:after="60" w:before="0"/>
+      </w:pPr>
+      <w:r>
+        <w:rPr>
+          <w:b w:val="0"/>
+          <w:i w:val="0"/>
+          <w:color w:val="6D5F57"/>
+          <w:sz w:val="18"/>
+        </w:rPr>
+        <w:t>~430 km · 14 days · ~31 km a day</w:t>
+      </w:r>
+    </w:p>
+    <w:p>
+      <w:pPr>
+        <w:spacing w:after="20" w:before="0"/>
+      </w:pPr>
+      <w:r>
+        <w:rPr>
+          <w:b/>
+          <w:i w:val="0"/>
+          <w:color w:val="312824"/>
+          <w:sz w:val="20"/>
+        </w:rPr>
+        <w:t>Day 1 · 6 Jan · Leave the SCG  (Mid Pink Test, pink everywhere)</w:t>
+      </w:r>
+    </w:p>
+    <w:p>
+      <w:pPr>
+        <w:spacing w:after="20" w:before="0"/>
+      </w:pPr>
+      <w:r>
+        <w:rPr>
+          <w:b w:val="0"/>
+          <w:i w:val="0"/>
+          <w:color w:val="6D5F57"/>
+          <w:sz w:val="18"/>
+        </w:rPr>
+        <w:t>You start inside the biggest breast cancer moment on the Australian calendar. Take the send-off - it is the campaign's loudest day.</w:t>
+      </w:r>
+    </w:p>
+    <w:p>
+      <w:pPr>
+        <w:spacing w:after="20" w:before="0"/>
+      </w:pPr>
+      <w:r>
+        <w:rPr>
+          <w:b/>
+          <w:i w:val="0"/>
+          <w:color w:val="312824"/>
+          <w:sz w:val="20"/>
+        </w:rPr>
+        <w:t>Each morning · Move early  (Start before the heat)</w:t>
+      </w:r>
+    </w:p>
+    <w:p>
+      <w:pPr>
+        <w:spacing w:after="20" w:before="0"/>
+      </w:pPr>
+      <w:r>
+        <w:rPr>
+          <w:b w:val="0"/>
+          <w:i w:val="0"/>
+          <w:color w:val="6D5F57"/>
+          <w:sz w:val="18"/>
+        </w:rPr>
+        <w:t>January on the New England Highway is hot. Break each day into segments between crew meets and never think about the whole distance.</w:t>
+      </w:r>
+    </w:p>
+    <w:p>
+      <w:pPr>
+        <w:spacing w:after="20" w:before="0"/>
+      </w:pPr>
+      <w:r>
+        <w:rPr>
+          <w:b/>
+          <w:i w:val="0"/>
+          <w:color w:val="312824"/>
+          <w:sz w:val="20"/>
+        </w:rPr>
+        <w:t>Every 20-30 min · Eat and drink  (Before you feel like it)</w:t>
+      </w:r>
+    </w:p>
+    <w:p>
+      <w:pPr>
+        <w:spacing w:after="20" w:before="0"/>
+      </w:pPr>
+      <w:r>
+        <w:rPr>
+          <w:b w:val="0"/>
+          <w:i w:val="0"/>
+          <w:color w:val="6D5F57"/>
+          <w:sz w:val="18"/>
+        </w:rPr>
+        <w:t>Fuel as you would on the road: eat early, eat often, don't wait for hunger. Then eat again within 30 min of finishing. Recovery between days is the whole skill.</w:t>
+      </w:r>
+    </w:p>
+    <w:p>
+      <w:pPr>
+        <w:spacing w:after="20" w:before="0"/>
+      </w:pPr>
+      <w:r>
+        <w:rPr>
+          <w:b/>
+          <w:i w:val="0"/>
+          <w:color w:val="312824"/>
+          <w:sz w:val="20"/>
+        </w:rPr>
+        <w:t>Each evening · Feet, food, sleep  (The real work between days)</w:t>
+      </w:r>
+    </w:p>
+    <w:p>
+      <w:pPr>
+        <w:spacing w:after="20" w:before="0"/>
+      </w:pPr>
+      <w:r>
+        <w:rPr>
+          <w:b w:val="0"/>
+          <w:i w:val="0"/>
+          <w:color w:val="6D5F57"/>
+          <w:sz w:val="18"/>
+        </w:rPr>
+        <w:t>Feet checked and dry, a proper meal within 30 min of stopping, legs elevated, lights out early. Recovery between days is what gets you home.</w:t>
+      </w:r>
+    </w:p>
+    <w:p>
+      <w:pPr>
+        <w:spacing w:after="20" w:before="0"/>
+      </w:pPr>
+      <w:r>
+        <w:rPr>
+          <w:b/>
+          <w:i w:val="0"/>
+          <w:color w:val="312824"/>
+          <w:sz w:val="20"/>
+        </w:rPr>
+        <w:t>Daily · Regulate  (10 min breathwork or nidra)</w:t>
+      </w:r>
+    </w:p>
+    <w:p>
+      <w:pPr>
+        <w:spacing w:after="20" w:before="0"/>
+      </w:pPr>
+      <w:r>
+        <w:rPr>
+          <w:b w:val="0"/>
+          <w:i w:val="0"/>
+          <w:color w:val="6D5F57"/>
+          <w:sz w:val="18"/>
+        </w:rPr>
+        <w:t>You know this work better than any coach. The nervous system load of fourteen days on the road is as real as the physical load.</w:t>
+      </w:r>
+    </w:p>
+    <w:p>
+      <w:pPr>
+        <w:spacing w:after="20" w:before="0"/>
+      </w:pPr>
+      <w:r>
+        <w:rPr>
+          <w:b/>
+          <w:i w:val="0"/>
+          <w:color w:val="312824"/>
+          <w:sz w:val="20"/>
+        </w:rPr>
+        <w:t>Anytime · Walk without guilt  (Walking is part of the plan)</w:t>
+      </w:r>
+    </w:p>
+    <w:p>
+      <w:pPr>
+        <w:spacing w:after="20" w:before="0"/>
+      </w:pPr>
+      <w:r>
+        <w:rPr>
+          <w:b w:val="0"/>
+          <w:i w:val="0"/>
+          <w:color w:val="6D5F57"/>
+          <w:sz w:val="18"/>
+        </w:rPr>
+        <w:t>At ~31 km a day you have room. Every multi-day runner walks - walking early and often is what makes day twelve possible.</w:t>
+      </w:r>
+    </w:p>
+    <w:p>
+      <w:pPr>
+        <w:spacing w:after="20" w:before="0"/>
+      </w:pPr>
+      <w:r>
+        <w:rPr>
+          <w:b/>
+          <w:i w:val="0"/>
+          <w:color w:val="312824"/>
+          <w:sz w:val="20"/>
+        </w:rPr>
+        <w:t>Day 14 · 19 Jan · Home  (Into Tamworth)</w:t>
+      </w:r>
+    </w:p>
+    <w:p>
+      <w:pPr>
+        <w:spacing w:after="20" w:before="0"/>
+      </w:pPr>
+      <w:r>
+        <w:rPr>
+          <w:b w:val="0"/>
+          <w:i w:val="0"/>
+          <w:color w:val="6D5F57"/>
+          <w:sz w:val="18"/>
+        </w:rPr>
+        <w:t>Finishing on Country, in your own community. Plan this arrival properly - it is the shot the whole documentary builds toward.</w:t>
       </w:r>
     </w:p>
     <w:p>
